--- a/AIDP/Academic Integrity Seminar Response.docx
+++ b/AIDP/Academic Integrity Seminar Response.docx
@@ -7,16 +7,7 @@
         <w:ind w:left="720"/>
       </w:pPr>
       <w:r>
-        <w:t xml:space="preserve">The two forms of misconduct I was found guilty of were cheating, and violation </w:t>
-      </w:r>
-      <w:r>
-        <w:t>of</w:t>
-      </w:r>
-      <w:r>
-        <w:t xml:space="preserve"> course rules</w:t>
-      </w:r>
-      <w:r>
-        <w:t xml:space="preserve">. If we wanted to discuss the definition of cheating, it’s very simple. I would start off </w:t>
+        <w:t xml:space="preserve">The two forms of misconduct I was found guilty of were cheating, and violation of course rules. If we wanted to discuss the definition of cheating, it’s very simple. I would start off </w:t>
       </w:r>
       <w:proofErr w:type="gramStart"/>
       <w:r>
@@ -32,10 +23,18 @@
       </w:r>
       <w:proofErr w:type="gramEnd"/>
       <w:r>
-        <w:t xml:space="preserve"> to be unfair, an advantage not given to everyone else that isn’t </w:t>
-      </w:r>
-      <w:r>
-        <w:t xml:space="preserve">come by at time of birth. This tells us that cheating summed down is an unfair advantage. Now the violation of course rules is simple. If we take the course rules to be a form of law, it just means that one engaged in an activity that just violated the rules set forth by the professor, which never is acceptable, as the rules are set to create an equal playing ground for everyone, and as students we must strive to abide by those rules. Because otherwise, there is no meaning at all to ethics or morality. </w:t>
+        <w:t xml:space="preserve"> to be unfair, an advantage not given to everyone else that </w:t>
+      </w:r>
+      <w:proofErr w:type="gramStart"/>
+      <w:r>
+        <w:t xml:space="preserve">isn’t </w:t>
+      </w:r>
+      <w:r>
+        <w:t>come</w:t>
+      </w:r>
+      <w:proofErr w:type="gramEnd"/>
+      <w:r>
+        <w:t xml:space="preserve"> by at time of birth. This tells us that cheating summed down is an unfair advantage. Now the violation of course rules is simple. If we take the course rules to be a form of law, it just means that one engaged in an activity that just violated the rules set forth by the professor, which never is acceptable, as the rules are set to create an equal playing ground for everyone, and as students we must strive to abide by those rules. Because otherwise, there is no meaning at all to ethics or morality. </w:t>
       </w:r>
     </w:p>
     <w:p>
@@ -43,15 +42,29 @@
         <w:ind w:left="720"/>
       </w:pPr>
       <w:r>
-        <w:t xml:space="preserve">An example of academic dishonesty I found was </w:t>
+        <w:t xml:space="preserve">An example of academic dishonesty I found was in </w:t>
+      </w:r>
+      <w:r>
+        <w:t xml:space="preserve">the University of Florida, where reports of academic misconduct relating to AI and artificial intelligence skyrocketed. Just in the Spring of 2024, 20 cases were identified, and it tripled to 66 in Spring of 2025. Colleges are challenged with properly dealing with AI, as they don’t ban AI for all uses, but carefully use it in a way to help the students. A lot of professors are complaining, one example of a math professor seeing that out of her 600 students, at least 80 students are using AI to complete their assignments, and that they are not learning anything at all. </w:t>
+      </w:r>
+      <w:r>
+        <w:t xml:space="preserve">Professors are also trying new and innovative ways to detect AI </w:t>
       </w:r>
       <w:proofErr w:type="gramStart"/>
       <w:r>
-        <w:t>in</w:t>
+        <w:t>misuse, and</w:t>
       </w:r>
       <w:proofErr w:type="gramEnd"/>
       <w:r>
-        <w:t xml:space="preserve"> the University of Virginia. The news article tells us how a lot of times students try to call colleges’ bluffs on following through on prosecuting people that violate the honor code, but in 2001, the University of Virginia decided to follow through on one of their biggest cheatings scandals. Professor Louis A. Bloomfield somehow figured out that students in his massive intro to physics classes had been turning in identical papers with a 1500-word count for the last 5 semesters. He had never caught on because each semester’s class size was around 400, but when he’d caught on, he decided to do something about it. After running these assignments through software to look for identical essays, he realized that almost 160 students had plagiarized in his class, and the school eventually ended up expelling 45 of them. Unfortunately, 3 students also had their degrees revoked. </w:t>
+        <w:t xml:space="preserve"> are seeing that many students caught </w:t>
+      </w:r>
+      <w:proofErr w:type="gramStart"/>
+      <w:r>
+        <w:t>are  leading</w:t>
+      </w:r>
+      <w:proofErr w:type="gramEnd"/>
+      <w:r>
+        <w:t xml:space="preserve"> to probation, or suspension in many cases.</w:t>
       </w:r>
     </w:p>
     <w:p>
@@ -59,7 +72,10 @@
         <w:ind w:left="720"/>
       </w:pPr>
       <w:r>
-        <w:t xml:space="preserve">Something similar happened in the United States Naval Academy. In 1994, the spring semester, more than 130 seniors were caught in a massive cheating scandal. These students had somehow obtained a copy of the electrical engineering exam beforehand and started selling these exams to their fellow peers for nearly 50 dollars per person. When they were caught, the secretary of the Navy expelled 24 men, and punished 62 others for violations of the honor code. </w:t>
+        <w:t xml:space="preserve">Something similar happened </w:t>
+      </w:r>
+      <w:r>
+        <w:t>at Purdue University. A conflict showed up when hundreds of students were flagged for AI use on their past homework assignments in their CS 240 class. The Professor had told his students to identify which assignments they had used AI on, and the students that didn’t confess would receive an F or further action. This led to a very complicated situation, and many students ended up dropping the course due to this.</w:t>
       </w:r>
     </w:p>
     <w:p>
@@ -67,11 +83,7 @@
         <w:ind w:left="720"/>
       </w:pPr>
       <w:r>
-        <w:t xml:space="preserve">I think the thing to compare between the sample dialogue with the other situations is that the dean worked with the student not exactly to punish him, or to hurt him, but to help him from a perspective that ethical change doesn’t come from hurling information at him, but that by speaking to him and helping him internalize the </w:t>
-      </w:r>
-      <w:r>
-        <w:lastRenderedPageBreak/>
-        <w:t>severity of his mistakes, it can help him change, my consequences were failing the course, while in the other examples many students were expelled and suspended.</w:t>
+        <w:t>I think the thing to compare between the sample dialogue with the other situations is that the dean worked with the student not exactly to punish him, or to hurt him, but to help him from a perspective that ethical change doesn’t come from hurling information at him, but that by speaking to him and helping him internalize the severity of his mistakes, it can help him change, my consequences were failing the course, while in the other examples many students were expelled and suspended.</w:t>
       </w:r>
     </w:p>
     <w:p>
@@ -82,63 +94,69 @@
     <w:p>
       <w:pPr>
         <w:ind w:left="720"/>
-        <w:rPr>
-          <w:lang w:val="fr-FR"/>
-        </w:rPr>
       </w:pPr>
       <w:proofErr w:type="gramStart"/>
       <w:r>
-        <w:rPr>
-          <w:lang w:val="fr-FR"/>
-        </w:rPr>
-        <w:t>Sources:</w:t>
+        <w:t>Sources</w:t>
+      </w:r>
+      <w:r>
+        <w:t> :</w:t>
       </w:r>
       <w:proofErr w:type="gramEnd"/>
-      <w:r>
-        <w:rPr>
-          <w:lang w:val="fr-FR"/>
-        </w:rPr>
-        <w:t xml:space="preserve"> </w:t>
-      </w:r>
+    </w:p>
+    <w:p>
+      <w:pPr>
+        <w:ind w:left="720"/>
+      </w:pPr>
       <w:hyperlink r:id="rId4" w:history="1">
         <w:r>
           <w:rPr>
             <w:rStyle w:val="Hyperlink"/>
-            <w:lang w:val="fr-FR"/>
           </w:rPr>
-          <w:t>https://www.wsj.com/articles/SB124216746702112585</w:t>
+          <w:t>https://www.alligator.org/article/2026/04/ai-in-classrooms</w:t>
         </w:r>
       </w:hyperlink>
     </w:p>
     <w:p>
       <w:pPr>
         <w:ind w:left="720"/>
-        <w:rPr>
-          <w:lang w:val="fr-FR"/>
-        </w:rPr>
       </w:pPr>
-      <w:r>
-        <w:rPr>
-          <w:lang w:val="fr-FR"/>
-        </w:rPr>
-        <w:br/>
-      </w:r>
     </w:p>
     <w:p>
       <w:pPr>
         <w:ind w:left="720"/>
-        <w:rPr>
-          <w:lang w:val="fr-FR"/>
-        </w:rPr>
       </w:pPr>
+      <w:hyperlink r:id="rId5" w:history="1">
+        <w:r>
+          <w:rPr>
+            <w:rStyle w:val="Hyperlink"/>
+          </w:rPr>
+          <w:t>https://www.purdueexponent.org/campus/general_news/ai-panic-causes-campus-uproar/article_fdb604d1-206a-4883-bbe1-fe7631a2e083.html</w:t>
+        </w:r>
+      </w:hyperlink>
     </w:p>
     <w:p>
       <w:pPr>
-        <w:rPr>
-          <w:lang w:val="fr-FR"/>
-        </w:rPr>
+        <w:ind w:left="720"/>
+      </w:pPr>
+      <w:r>
+        <w:t xml:space="preserve"> </w:t>
+      </w:r>
+    </w:p>
+    <w:p>
+      <w:pPr>
+        <w:ind w:left="720"/>
+      </w:pPr>
+      <w:r>
+        <w:br/>
+      </w:r>
+    </w:p>
+    <w:p>
+      <w:pPr>
+        <w:ind w:left="720"/>
       </w:pPr>
     </w:p>
+    <w:p/>
     <w:sectPr>
       <w:pgSz w:w="12240" w:h="15840"/>
       <w:pgMar w:top="1440" w:right="1440" w:bottom="1440" w:left="1440" w:header="720" w:footer="720" w:gutter="0"/>
